--- a/Files/02 - Shemos/02 - Vaeira/5783/Vaeira 5783.docx
+++ b/Files/02 - Shemos/02 - Vaeira/5783/Vaeira 5783.docx
@@ -278,7 +278,7 @@
         <w:rPr>
           <w:rFonts w:ascii="Times New Roman" w:hAnsi="Times New Roman" w:cs="Times New Roman"/>
         </w:rPr>
-        <w:t>I pause for a moment and think about these four things. The first concept is</w:t>
+        <w:t xml:space="preserve">I pause for a moment and think about these four things. The first concept is </w:t>
       </w:r>
       <w:r>
         <w:rPr>
@@ -1200,7 +1200,7 @@
         <w:rPr>
           <w:rFonts w:ascii="Times New Roman" w:hAnsi="Times New Roman" w:cs="Times New Roman"/>
         </w:rPr>
-        <w:t>, who were</w:t>
+        <w:t xml:space="preserve">, who were </w:t>
       </w:r>
       <w:r>
         <w:rPr>
@@ -2308,7 +2308,7 @@
         <w:rPr>
           <w:rFonts w:ascii="Times New Roman" w:hAnsi="Times New Roman" w:cs="Times New Roman"/>
         </w:rPr>
-        <w:t xml:space="preserve"> was ready to release</w:t>
+        <w:t xml:space="preserve"> was ready to release </w:t>
       </w:r>
       <w:r>
         <w:rPr>
